--- a/output/docx/en/BUFRCREX_TableB_en_11.docx
+++ b/output/docx/en/BUFRCREX_TableB_en_11.docx
@@ -3321,7 +3321,7 @@
                 <w:b w:val="0"/>
                 <w:sz w:val="16"/>
               </w:rPr>
-              <w:t>Note 147: The steadiness factor (descriptor 0 11 019) is the ratio of speed of the monthly mean vector wind to the speed of the monthly mean scalar wind expressed as a percentage. It is reported to the nearest one percent.</w:t>
+              <w:t>Note B147: The steadiness factor (descriptor 0 11 019) is the ratio of speed of the monthly mean vector wind to the speed of the monthly mean scalar wind expressed as a percentage. It is reported to the nearest one percent.</w:t>
             </w:r>
           </w:p>
         </w:tc>
@@ -16104,7 +16104,7 @@
           <w:i/>
           <w:sz w:val="14"/>
         </w:rPr>
-        <w:t>Note 64: Downward w-components shall be assigned positive values where units are Pa s-1.</w:t>
+        <w:t>Note B64: Downward w-components shall be assigned positive values where units are Pa s-1.</w:t>
       </w:r>
     </w:p>
     <w:p>
@@ -16114,7 +16114,7 @@
           <w:i/>
           <w:sz w:val="14"/>
         </w:rPr>
-        <w:t>Note 123: South to north v-components shall be assigned positive values.</w:t>
+        <w:t>Note B123: South to north v-components shall be assigned positive values.</w:t>
       </w:r>
     </w:p>
     <w:p>
@@ -16124,7 +16124,7 @@
           <w:i/>
           <w:sz w:val="14"/>
         </w:rPr>
-        <w:t>Note 126: Surface wind direction measured at a station within 1° of the North Pole or within 1° of the South Pole shall be reported in such a way that the azimuth ring shall be aligned with its zero coinciding with the Greenwich 0° meridian.</w:t>
+        <w:t>Note B126: Surface wind direction measured at a station within 1° of the North Pole or within 1° of the South Pole shall be reported in such a way that the azimuth ring shall be aligned with its zero coinciding with the Greenwich 0° meridian.</w:t>
       </w:r>
     </w:p>
     <w:p>
@@ -16134,7 +16134,7 @@
           <w:i/>
           <w:sz w:val="14"/>
         </w:rPr>
-        <w:t>Note 161: Upward w-components shall be assigned positive values where units are m s-1.</w:t>
+        <w:t>Note B161: Upward w-components shall be assigned positive values where units are m s-1.</w:t>
       </w:r>
     </w:p>
     <w:p>
@@ -16144,7 +16144,7 @@
           <w:i/>
           <w:sz w:val="14"/>
         </w:rPr>
-        <w:t>Note 167: West to east u-components shall be assigned positive values.</w:t>
+        <w:t>Note B167: West to east u-components shall be assigned positive values.</w:t>
       </w:r>
     </w:p>
     <w:p>
@@ -16154,7 +16154,7 @@
           <w:i/>
           <w:sz w:val="14"/>
         </w:rPr>
-        <w:t>Note 180: Wind reporting standards: Speed Direction No observation Missing Missing Calm 0 0 Normal observation &gt; 0 1° - 360° Speed only &gt; 0 Missing Direction only Missing 1°-360° "Light and variable" &gt; 0 0</w:t>
+        <w:t>Note B180: Wind reporting standards: Speed Direction No observation Missing Missing Calm 0 0 Normal observation &gt; 0 1° - 360° Speed only &gt; 0 Missing Direction only Missing 1°-360° "Light and variable" &gt; 0 0</w:t>
       </w:r>
     </w:p>
     <w:sectPr>
